--- a/00-首页/题组Word/第二轮习题集/第二轮习题集-有机化学二-学生版.docx
+++ b/00-首页/题组Word/第二轮习题集/第二轮习题集-有机化学二-学生版.docx
@@ -1202,19 +1202,86 @@
         <w:rPr>
           <w:rFonts w:ascii="Times New Roman" w:hAnsi="Times New Roman" w:eastAsia="Times New Roman" w:cs="Times New Roman"/>
         </w:rPr>
-        <w:t xml:space="preserve">- a. $CH_{2}=CH_{2} + HBr</w:t>
-      </w:r>
-      <w:r>
-        <w:rPr>
-          <w:rFonts w:ascii="Times New Roman" w:hAnsi="Times New Roman" w:eastAsia="Times New Roman" w:cs="Times New Roman"/>
-        </w:rPr>
-        <w:t xml:space="preserve"> </w:t>
-      </w:r>
-      <w:r>
-        <w:rPr>
-          <w:rFonts w:hint="eastAsia" w:ascii="Times New Roman" w:hAnsi="Times New Roman" w:eastAsia="Times New Roman" w:cs="Times New Roman"/>
-        </w:rPr>
-        <w:t>$（</w:t>
+        <w:t xml:space="preserve">- a.</w:t>
+      </w:r>
+      <w:r>
+        <w:rPr>
+          <w:rFonts w:ascii="Times New Roman" w:hAnsi="Times New Roman" w:eastAsia="Times New Roman" w:cs="Times New Roman"/>
+        </w:rPr>
+        <w:t xml:space="preserve"> </w:t>
+      </w:r>
+      <m:oMath>
+        <m:oMathPr>
+          <m:ctrlPr>
+            <w:rPr>
+              <w:sz w:val="28"/>
+              <w:szCs w:val="28"/>
+            </w:rPr>
+          </m:ctrlPr>
+        </m:oMathPr>
+        <m:r>
+          <m:t>C</m:t>
+        </m:r>
+        <m:sSub>
+          <m:e>
+            <m:r>
+              <m:t>H</m:t>
+            </m:r>
+          </m:e>
+          <m:sub>
+            <m:r>
+              <m:t>2</m:t>
+            </m:r>
+          </m:sub>
+        </m:sSub>
+        <m:r>
+          <m:rPr>
+            <m:sty m:val="p"/>
+          </m:rPr>
+          <m:t>=</m:t>
+        </m:r>
+        <m:r>
+          <m:t>C</m:t>
+        </m:r>
+        <m:sSub>
+          <m:e>
+            <m:r>
+              <m:t>H</m:t>
+            </m:r>
+          </m:e>
+          <m:sub>
+            <m:r>
+              <m:t>2</m:t>
+            </m:r>
+          </m:sub>
+        </m:sSub>
+        <m:r>
+          <m:rPr>
+            <m:sty m:val="p"/>
+          </m:rPr>
+          <m:t>+</m:t>
+        </m:r>
+        <m:r>
+          <m:t>H</m:t>
+        </m:r>
+        <m:r>
+          <m:t>B</m:t>
+        </m:r>
+        <m:r>
+          <m:t>r</m:t>
+        </m:r>
+        <m:r>
+          <m:rPr>
+            <m:sty m:val="p"/>
+          </m:rPr>
+          <m:t>→</m:t>
+        </m:r>
+      </m:oMath>
+      <w:r>
+        <w:rPr>
+          <w:rFonts w:hint="eastAsia" w:ascii="Times New Roman" w:hAnsi="Times New Roman" w:eastAsia="Times New Roman" w:cs="Times New Roman"/>
+        </w:rPr>
+        <w:t>（</w:t>
       </w:r>
       <w:r>
         <w:rPr>
@@ -1238,19 +1305,86 @@
         <w:rPr>
           <w:rFonts w:ascii="Times New Roman" w:hAnsi="Times New Roman" w:eastAsia="Times New Roman" w:cs="Times New Roman"/>
         </w:rPr>
-        <w:t xml:space="preserve">- b. $CH_{2}=CH_{2} + HBr</w:t>
-      </w:r>
-      <w:r>
-        <w:rPr>
-          <w:rFonts w:ascii="Times New Roman" w:hAnsi="Times New Roman" w:eastAsia="Times New Roman" w:cs="Times New Roman"/>
-        </w:rPr>
-        <w:t xml:space="preserve"> </w:t>
-      </w:r>
-      <w:r>
-        <w:rPr>
-          <w:rFonts w:hint="eastAsia" w:ascii="Times New Roman" w:hAnsi="Times New Roman" w:eastAsia="Times New Roman" w:cs="Times New Roman"/>
-        </w:rPr>
-        <w:t>$（</w:t>
+        <w:t xml:space="preserve">- b.</w:t>
+      </w:r>
+      <w:r>
+        <w:rPr>
+          <w:rFonts w:ascii="Times New Roman" w:hAnsi="Times New Roman" w:eastAsia="Times New Roman" w:cs="Times New Roman"/>
+        </w:rPr>
+        <w:t xml:space="preserve"> </w:t>
+      </w:r>
+      <m:oMath>
+        <m:oMathPr>
+          <m:ctrlPr>
+            <w:rPr>
+              <w:sz w:val="28"/>
+              <w:szCs w:val="28"/>
+            </w:rPr>
+          </m:ctrlPr>
+        </m:oMathPr>
+        <m:r>
+          <m:t>C</m:t>
+        </m:r>
+        <m:sSub>
+          <m:e>
+            <m:r>
+              <m:t>H</m:t>
+            </m:r>
+          </m:e>
+          <m:sub>
+            <m:r>
+              <m:t>2</m:t>
+            </m:r>
+          </m:sub>
+        </m:sSub>
+        <m:r>
+          <m:rPr>
+            <m:sty m:val="p"/>
+          </m:rPr>
+          <m:t>=</m:t>
+        </m:r>
+        <m:r>
+          <m:t>C</m:t>
+        </m:r>
+        <m:sSub>
+          <m:e>
+            <m:r>
+              <m:t>H</m:t>
+            </m:r>
+          </m:e>
+          <m:sub>
+            <m:r>
+              <m:t>2</m:t>
+            </m:r>
+          </m:sub>
+        </m:sSub>
+        <m:r>
+          <m:rPr>
+            <m:sty m:val="p"/>
+          </m:rPr>
+          <m:t>+</m:t>
+        </m:r>
+        <m:r>
+          <m:t>H</m:t>
+        </m:r>
+        <m:r>
+          <m:t>B</m:t>
+        </m:r>
+        <m:r>
+          <m:t>r</m:t>
+        </m:r>
+        <m:r>
+          <m:rPr>
+            <m:sty m:val="p"/>
+          </m:rPr>
+          <m:t>→</m:t>
+        </m:r>
+      </m:oMath>
+      <w:r>
+        <w:rPr>
+          <w:rFonts w:hint="eastAsia" w:ascii="Times New Roman" w:hAnsi="Times New Roman" w:eastAsia="Times New Roman" w:cs="Times New Roman"/>
+        </w:rPr>
+        <w:t>（</w:t>
       </w:r>
       <w:r>
         <w:rPr>
@@ -1274,19 +1408,86 @@
         <w:rPr>
           <w:rFonts w:ascii="Times New Roman" w:hAnsi="Times New Roman" w:eastAsia="Times New Roman" w:cs="Times New Roman"/>
         </w:rPr>
-        <w:t xml:space="preserve">- c. $CH_{3}CH=CH_{2} + NBS</w:t>
-      </w:r>
-      <w:r>
-        <w:rPr>
-          <w:rFonts w:ascii="Times New Roman" w:hAnsi="Times New Roman" w:eastAsia="Times New Roman" w:cs="Times New Roman"/>
-        </w:rPr>
-        <w:t xml:space="preserve"> </w:t>
-      </w:r>
-      <w:r>
-        <w:rPr>
-          <w:rFonts w:hint="eastAsia" w:ascii="Times New Roman" w:hAnsi="Times New Roman" w:eastAsia="Times New Roman" w:cs="Times New Roman"/>
-        </w:rPr>
-        <w:t>$（</w:t>
+        <w:t xml:space="preserve">- c. </w:t>
+      </w:r>
+      <m:oMath>
+        <m:oMathPr>
+          <m:ctrlPr>
+            <w:rPr>
+              <w:sz w:val="28"/>
+              <w:szCs w:val="28"/>
+            </w:rPr>
+          </m:ctrlPr>
+        </m:oMathPr>
+        <m:r>
+          <m:t>C</m:t>
+        </m:r>
+        <m:sSub>
+          <m:e>
+            <m:r>
+              <m:t>H</m:t>
+            </m:r>
+          </m:e>
+          <m:sub>
+            <m:r>
+              <m:t>3</m:t>
+            </m:r>
+          </m:sub>
+        </m:sSub>
+        <m:r>
+          <m:t>C</m:t>
+        </m:r>
+        <m:r>
+          <m:t>H</m:t>
+        </m:r>
+        <m:r>
+          <m:rPr>
+            <m:sty m:val="p"/>
+          </m:rPr>
+          <m:t>=</m:t>
+        </m:r>
+        <m:r>
+          <m:t>C</m:t>
+        </m:r>
+        <m:sSub>
+          <m:e>
+            <m:r>
+              <m:t>H</m:t>
+            </m:r>
+          </m:e>
+          <m:sub>
+            <m:r>
+              <m:t>2</m:t>
+            </m:r>
+          </m:sub>
+        </m:sSub>
+        <m:r>
+          <m:rPr>
+            <m:sty m:val="p"/>
+          </m:rPr>
+          <m:t>+</m:t>
+        </m:r>
+        <m:r>
+          <m:t>N</m:t>
+        </m:r>
+        <m:r>
+          <m:t>B</m:t>
+        </m:r>
+        <m:r>
+          <m:t>S</m:t>
+        </m:r>
+        <m:r>
+          <m:rPr>
+            <m:sty m:val="p"/>
+          </m:rPr>
+          <m:t>→</m:t>
+        </m:r>
+      </m:oMath>
+      <w:r>
+        <w:rPr>
+          <w:rFonts w:hint="eastAsia" w:ascii="Times New Roman" w:hAnsi="Times New Roman" w:eastAsia="Times New Roman" w:cs="Times New Roman"/>
+        </w:rPr>
+        <w:t>（</w:t>
       </w:r>
       <w:r>
         <w:rPr>
@@ -9332,7 +9533,7 @@
     <ns0:name ns0:val="Verbatim Char"/>
     <ns0:basedOn ns0:val="BodyTextChar"/>
     <ns0:rPr>
-      <ns0:rFonts ns0:ascii="Times New Roman" ns0:cs="Times New Roman" ns0:eastAsia="FangSong" ns0:hAnsi="Times New Roman"/>
+      <ns0:rFonts ns0:ascii="SimSun" ns0:cs="SimSun" ns0:eastAsia="SimSun" ns0:hAnsi="SimSun"/>
       <ns0:b ns0:val="0"/>
       <ns0:sz ns0:val="20"/>
     </ns0:rPr>
@@ -9386,7 +9587,7 @@
       <w:wordWrap w:val="off"/>
     </w:pPr>
     <ns0:rPr>
-      <w:rFonts ns0:ascii="Times New Roman" ns0:hAnsi="Times New Roman" ns0:eastAsia="FangSong" ns0:cs="Times New Roman"/>
+      <w:rFonts ns0:ascii="SimSun" ns0:hAnsi="SimSun" ns0:eastAsia="SimSun" ns0:cs="SimSun"/>
     </ns0:rPr>
   </w:style>
   <w:style w:type="character" w:customStyle="1" w:styleId="KeywordTok">

--- a/00-首页/题组Word/第二轮习题集/第二轮习题集-有机化学二-学生版.docx
+++ b/00-首页/题组Word/第二轮习题集/第二轮习题集-有机化学二-学生版.docx
@@ -231,16 +231,6 @@
           <w:rFonts w:hint="eastAsia" w:ascii="Times New Roman" w:hAnsi="Times New Roman" w:eastAsia="Times New Roman" w:cs="Times New Roman"/>
         </w:rPr>
         <w:t>。</w:t>
-      </w:r>
-    </w:p>
-    <w:p>
-      <w:pPr>
-        <w:spacing w:before="160" w:after="80"/>
-      </w:pPr>
-      <w:r>
-        <w:pict>
-          <v:rect style="width:0;height:1.5pt" o:hralign="center" o:hrstd="t" o:hr="t"/>
-        </w:pict>
       </w:r>
     </w:p>
     <w:bookmarkEnd w:id="10"/>
@@ -445,16 +435,6 @@
           <w:rFonts w:hint="eastAsia" w:ascii="Times New Roman" w:hAnsi="Times New Roman" w:eastAsia="Times New Roman" w:cs="Times New Roman"/>
         </w:rPr>
         <w:t>。</w:t>
-      </w:r>
-    </w:p>
-    <w:p>
-      <w:pPr>
-        <w:spacing w:before="160" w:after="80"/>
-      </w:pPr>
-      <w:r>
-        <w:pict>
-          <v:rect style="width:0;height:1.5pt" o:hralign="center" o:hrstd="t" o:hr="t"/>
-        </w:pict>
       </w:r>
     </w:p>
     <w:bookmarkEnd w:id="11"/>
@@ -1795,16 +1775,6 @@
         <w:t>。</w:t>
       </w:r>
     </w:p>
-    <w:p>
-      <w:pPr>
-        <w:spacing w:before="160" w:after="80"/>
-      </w:pPr>
-      <w:r>
-        <w:pict>
-          <v:rect style="width:0;height:1.5pt" o:hralign="center" o:hrstd="t" o:hr="t"/>
-        </w:pict>
-      </w:r>
-    </w:p>
     <w:bookmarkEnd w:id="18"/>
     <w:bookmarkStart w:id="22" w:name="第-7-题"/>
     <w:p>
@@ -2054,16 +2024,6 @@
           <w:rFonts w:hint="eastAsia" w:ascii="Times New Roman" w:hAnsi="Times New Roman" w:eastAsia="Times New Roman" w:cs="Times New Roman"/>
         </w:rPr>
         <w:t>。</w:t>
-      </w:r>
-    </w:p>
-    <w:p>
-      <w:pPr>
-        <w:spacing w:before="160" w:after="80"/>
-      </w:pPr>
-      <w:r>
-        <w:pict>
-          <v:rect style="width:0;height:1.5pt" o:hralign="center" o:hrstd="t" o:hr="t"/>
-        </w:pict>
       </w:r>
     </w:p>
     <w:bookmarkEnd w:id="23"/>
@@ -2958,16 +2918,6 @@
           <w:rFonts w:ascii="Times New Roman" w:hAnsi="Times New Roman" w:eastAsia="Times New Roman" w:cs="Times New Roman"/>
         </w:rPr>
         <w:t xml:space="preserve">​</w:t>
-      </w:r>
-    </w:p>
-    <w:p>
-      <w:pPr>
-        <w:spacing w:before="160" w:after="80"/>
-      </w:pPr>
-      <w:r>
-        <w:pict>
-          <v:rect style="width:0;height:1.5pt" o:hralign="center" o:hrstd="t" o:hr="t"/>
-        </w:pict>
       </w:r>
     </w:p>
     <w:bookmarkEnd w:id="34"/>
@@ -6755,16 +6705,6 @@
           <w:rFonts w:ascii="Times New Roman" w:hAnsi="Times New Roman" w:eastAsia="Times New Roman" w:cs="Times New Roman"/>
         </w:rPr>
         <w:t xml:space="preserve">(Chemistry Letters 14, No. 10 (1985): 1531–1534)</w:t>
-      </w:r>
-    </w:p>
-    <w:p>
-      <w:pPr>
-        <w:spacing w:before="160" w:after="80"/>
-      </w:pPr>
-      <w:r>
-        <w:pict>
-          <v:rect style="width:0;height:1.5pt" o:hralign="center" o:hrstd="t" o:hr="t"/>
-        </w:pict>
       </w:r>
     </w:p>
     <w:bookmarkEnd w:id="47"/>

--- a/00-首页/题组Word/第二轮习题集/第二轮习题集-有机化学二-学生版.docx
+++ b/00-首页/题组Word/第二轮习题集/第二轮习题集-有机化学二-学生版.docx
@@ -232,6 +232,31 @@
         </w:rPr>
         <w:t>。</w:t>
       </w:r>
+    </w:p>
+    <w:p>
+      <w:pPr>
+        <w:spacing w:before="0" w:after="0"/>
+      </w:pPr>
+    </w:p>
+    <w:p>
+      <w:pPr>
+        <w:spacing w:before="0" w:after="0"/>
+      </w:pPr>
+    </w:p>
+    <w:p>
+      <w:pPr>
+        <w:spacing w:before="0" w:after="0"/>
+      </w:pPr>
+    </w:p>
+    <w:p>
+      <w:pPr>
+        <w:spacing w:before="0" w:after="0"/>
+      </w:pPr>
+    </w:p>
+    <w:p>
+      <w:pPr>
+        <w:spacing w:before="0" w:after="0"/>
+      </w:pPr>
     </w:p>
     <w:bookmarkEnd w:id="10"/>
     <w:bookmarkStart w:id="11" w:name="第-2-题"/>
@@ -436,6 +461,21 @@
         </w:rPr>
         <w:t>。</w:t>
       </w:r>
+    </w:p>
+    <w:p>
+      <w:pPr>
+        <w:spacing w:before="0" w:after="0"/>
+      </w:pPr>
+    </w:p>
+    <w:p>
+      <w:pPr>
+        <w:spacing w:before="0" w:after="0"/>
+      </w:pPr>
+    </w:p>
+    <w:p>
+      <w:pPr>
+        <w:spacing w:before="0" w:after="0"/>
+      </w:pPr>
     </w:p>
     <w:bookmarkEnd w:id="11"/>
     <w:bookmarkStart w:id="12" w:name="第-3-题"/>
@@ -934,6 +974,31 @@
         </w:rPr>
         <w:t>。</w:t>
       </w:r>
+    </w:p>
+    <w:p>
+      <w:pPr>
+        <w:spacing w:before="0" w:after="0"/>
+      </w:pPr>
+    </w:p>
+    <w:p>
+      <w:pPr>
+        <w:spacing w:before="0" w:after="0"/>
+      </w:pPr>
+    </w:p>
+    <w:p>
+      <w:pPr>
+        <w:spacing w:before="0" w:after="0"/>
+      </w:pPr>
+    </w:p>
+    <w:p>
+      <w:pPr>
+        <w:spacing w:before="0" w:after="0"/>
+      </w:pPr>
+    </w:p>
+    <w:p>
+      <w:pPr>
+        <w:spacing w:before="0" w:after="0"/>
+      </w:pPr>
     </w:p>
     <w:bookmarkEnd w:id="12"/>
     <w:bookmarkStart w:id="13" w:name="第-4-题"/>
@@ -1482,6 +1547,31 @@
         <w:t>）</w:t>
       </w:r>
     </w:p>
+    <w:p>
+      <w:pPr>
+        <w:spacing w:before="0" w:after="0"/>
+      </w:pPr>
+    </w:p>
+    <w:p>
+      <w:pPr>
+        <w:spacing w:before="0" w:after="0"/>
+      </w:pPr>
+    </w:p>
+    <w:p>
+      <w:pPr>
+        <w:spacing w:before="0" w:after="0"/>
+      </w:pPr>
+    </w:p>
+    <w:p>
+      <w:pPr>
+        <w:spacing w:before="0" w:after="0"/>
+      </w:pPr>
+    </w:p>
+    <w:p>
+      <w:pPr>
+        <w:spacing w:before="0" w:after="0"/>
+      </w:pPr>
+    </w:p>
     <w:bookmarkEnd w:id="13"/>
     <w:bookmarkStart w:id="17" w:name="第-5-题"/>
     <w:p>
@@ -1554,7 +1644,7 @@
         </w:rPr>
         <w:drawing>
           <wp:inline>
-            <wp:extent cx="3600000" cy="948292"/>
+            <wp:extent cx="3600000" cy="943974"/>
             <wp:effectExtent b="0" l="0" r="0" t="0"/>
             <wp:docPr descr="" title="" id="15" name="Picture"/>
             <a:graphic>
@@ -1575,7 +1665,7 @@
                   <pic:spPr bwMode="auto">
                     <a:xfrm>
                       <a:off x="0" y="0"/>
-                      <a:ext cx="3600000" cy="948292"/>
+                      <a:ext cx="3600000" cy="943974"/>
                     </a:xfrm>
                     <a:prstGeom prst="rect">
                       <a:avLst/>
@@ -1619,6 +1709,31 @@
         <w:t xml:space="preserve"> a mechanism for the conjugate addition of phosphine to an enone. Explain why no base is required.</w:t>
       </w:r>
     </w:p>
+    <w:p>
+      <w:pPr>
+        <w:spacing w:before="0" w:after="0"/>
+      </w:pPr>
+    </w:p>
+    <w:p>
+      <w:pPr>
+        <w:spacing w:before="0" w:after="0"/>
+      </w:pPr>
+    </w:p>
+    <w:p>
+      <w:pPr>
+        <w:spacing w:before="0" w:after="0"/>
+      </w:pPr>
+    </w:p>
+    <w:p>
+      <w:pPr>
+        <w:spacing w:before="0" w:after="0"/>
+      </w:pPr>
+    </w:p>
+    <w:p>
+      <w:pPr>
+        <w:spacing w:before="0" w:after="0"/>
+      </w:pPr>
+    </w:p>
     <w:bookmarkEnd w:id="17"/>
     <w:bookmarkStart w:id="18" w:name="第-6-题"/>
     <w:p>
@@ -1774,6 +1889,31 @@
         </w:rPr>
         <w:t>。</w:t>
       </w:r>
+    </w:p>
+    <w:p>
+      <w:pPr>
+        <w:spacing w:before="0" w:after="0"/>
+      </w:pPr>
+    </w:p>
+    <w:p>
+      <w:pPr>
+        <w:spacing w:before="0" w:after="0"/>
+      </w:pPr>
+    </w:p>
+    <w:p>
+      <w:pPr>
+        <w:spacing w:before="0" w:after="0"/>
+      </w:pPr>
+    </w:p>
+    <w:p>
+      <w:pPr>
+        <w:spacing w:before="0" w:after="0"/>
+      </w:pPr>
+    </w:p>
+    <w:p>
+      <w:pPr>
+        <w:spacing w:before="0" w:after="0"/>
+      </w:pPr>
     </w:p>
     <w:bookmarkEnd w:id="18"/>
     <w:bookmarkStart w:id="22" w:name="第-7-题"/>
@@ -1847,7 +1987,7 @@
         </w:rPr>
         <w:drawing>
           <wp:inline>
-            <wp:extent cx="3600000" cy="1670689"/>
+            <wp:extent cx="3600000" cy="1659499"/>
             <wp:effectExtent b="0" l="0" r="0" t="0"/>
             <wp:docPr descr="" title="" id="20" name="Picture"/>
             <a:graphic>
@@ -1868,7 +2008,7 @@
                   <pic:spPr bwMode="auto">
                     <a:xfrm>
                       <a:off x="0" y="0"/>
-                      <a:ext cx="3600000" cy="1670689"/>
+                      <a:ext cx="3600000" cy="1659499"/>
                     </a:xfrm>
                     <a:prstGeom prst="rect">
                       <a:avLst/>
@@ -1918,6 +2058,31 @@
         <w:t>。</w:t>
       </w:r>
     </w:p>
+    <w:p>
+      <w:pPr>
+        <w:spacing w:before="0" w:after="0"/>
+      </w:pPr>
+    </w:p>
+    <w:p>
+      <w:pPr>
+        <w:spacing w:before="0" w:after="0"/>
+      </w:pPr>
+    </w:p>
+    <w:p>
+      <w:pPr>
+        <w:spacing w:before="0" w:after="0"/>
+      </w:pPr>
+    </w:p>
+    <w:p>
+      <w:pPr>
+        <w:spacing w:before="0" w:after="0"/>
+      </w:pPr>
+    </w:p>
+    <w:p>
+      <w:pPr>
+        <w:spacing w:before="0" w:after="0"/>
+      </w:pPr>
+    </w:p>
     <w:bookmarkEnd w:id="22"/>
     <w:bookmarkStart w:id="23" w:name="第-8-题"/>
     <w:p>
@@ -2025,6 +2190,21 @@
         </w:rPr>
         <w:t>。</w:t>
       </w:r>
+    </w:p>
+    <w:p>
+      <w:pPr>
+        <w:spacing w:before="0" w:after="0"/>
+      </w:pPr>
+    </w:p>
+    <w:p>
+      <w:pPr>
+        <w:spacing w:before="0" w:after="0"/>
+      </w:pPr>
+    </w:p>
+    <w:p>
+      <w:pPr>
+        <w:spacing w:before="0" w:after="0"/>
+      </w:pPr>
     </w:p>
     <w:bookmarkEnd w:id="23"/>
     <w:bookmarkStart w:id="27" w:name="第-9-题"/>
@@ -2325,6 +2505,31 @@
         </w:rPr>
         <w:t xml:space="preserve">习题</w:t>
       </w:r>
+    </w:p>
+    <w:p>
+      <w:pPr>
+        <w:spacing w:before="0" w:after="0"/>
+      </w:pPr>
+    </w:p>
+    <w:p>
+      <w:pPr>
+        <w:spacing w:before="0" w:after="0"/>
+      </w:pPr>
+    </w:p>
+    <w:p>
+      <w:pPr>
+        <w:spacing w:before="0" w:after="0"/>
+      </w:pPr>
+    </w:p>
+    <w:p>
+      <w:pPr>
+        <w:spacing w:before="0" w:after="0"/>
+      </w:pPr>
+    </w:p>
+    <w:p>
+      <w:pPr>
+        <w:spacing w:before="0" w:after="0"/>
+      </w:pPr>
     </w:p>
     <w:bookmarkEnd w:id="27"/>
     <w:bookmarkStart w:id="34" w:name="第-10-题"/>
@@ -2920,6 +3125,31 @@
         <w:t xml:space="preserve">​</w:t>
       </w:r>
     </w:p>
+    <w:p>
+      <w:pPr>
+        <w:spacing w:before="0" w:after="0"/>
+      </w:pPr>
+    </w:p>
+    <w:p>
+      <w:pPr>
+        <w:spacing w:before="0" w:after="0"/>
+      </w:pPr>
+    </w:p>
+    <w:p>
+      <w:pPr>
+        <w:spacing w:before="0" w:after="0"/>
+      </w:pPr>
+    </w:p>
+    <w:p>
+      <w:pPr>
+        <w:spacing w:before="0" w:after="0"/>
+      </w:pPr>
+    </w:p>
+    <w:p>
+      <w:pPr>
+        <w:spacing w:before="0" w:after="0"/>
+      </w:pPr>
+    </w:p>
     <w:bookmarkEnd w:id="34"/>
     <w:bookmarkStart w:id="38" w:name="第-11-题"/>
     <w:p>
@@ -2992,7 +3222,7 @@
         </w:rPr>
         <w:drawing>
           <wp:inline>
-            <wp:extent cx="3600000" cy="1040487"/>
+            <wp:extent cx="3599997" cy="1040487"/>
             <wp:effectExtent b="0" l="0" r="0" t="0"/>
             <wp:docPr descr="" title="" id="36" name="Picture"/>
             <a:graphic>
@@ -3013,7 +3243,7 @@
                   <pic:spPr bwMode="auto">
                     <a:xfrm>
                       <a:off x="0" y="0"/>
-                      <a:ext cx="3600000" cy="1040487"/>
+                      <a:ext cx="3599997" cy="1040487"/>
                     </a:xfrm>
                     <a:prstGeom prst="rect">
                       <a:avLst/>
@@ -3032,6 +3262,31 @@
         </w:drawing>
       </w:r>
     </w:p>
+    <w:p>
+      <w:pPr>
+        <w:spacing w:before="0" w:after="0"/>
+      </w:pPr>
+    </w:p>
+    <w:p>
+      <w:pPr>
+        <w:spacing w:before="0" w:after="0"/>
+      </w:pPr>
+    </w:p>
+    <w:p>
+      <w:pPr>
+        <w:spacing w:before="0" w:after="0"/>
+      </w:pPr>
+    </w:p>
+    <w:p>
+      <w:pPr>
+        <w:spacing w:before="0" w:after="0"/>
+      </w:pPr>
+    </w:p>
+    <w:p>
+      <w:pPr>
+        <w:spacing w:before="0" w:after="0"/>
+      </w:pPr>
+    </w:p>
     <w:bookmarkEnd w:id="38"/>
     <w:bookmarkStart w:id="39" w:name="第-12-题"/>
     <w:p>
@@ -3279,6 +3534,31 @@
         </w:rPr>
         <w:t xml:space="preserve">习题</w:t>
       </w:r>
+    </w:p>
+    <w:p>
+      <w:pPr>
+        <w:spacing w:before="0" w:after="0"/>
+      </w:pPr>
+    </w:p>
+    <w:p>
+      <w:pPr>
+        <w:spacing w:before="0" w:after="0"/>
+      </w:pPr>
+    </w:p>
+    <w:p>
+      <w:pPr>
+        <w:spacing w:before="0" w:after="0"/>
+      </w:pPr>
+    </w:p>
+    <w:p>
+      <w:pPr>
+        <w:spacing w:before="0" w:after="0"/>
+      </w:pPr>
+    </w:p>
+    <w:p>
+      <w:pPr>
+        <w:spacing w:before="0" w:after="0"/>
+      </w:pPr>
     </w:p>
     <w:bookmarkEnd w:id="39"/>
     <w:bookmarkStart w:id="40" w:name="第-13-题"/>
@@ -4281,6 +4561,46 @@
         <w:t xml:space="preserve">习题</w:t>
       </w:r>
     </w:p>
+    <w:p>
+      <w:pPr>
+        <w:spacing w:before="0" w:after="0"/>
+      </w:pPr>
+    </w:p>
+    <w:p>
+      <w:pPr>
+        <w:spacing w:before="0" w:after="0"/>
+      </w:pPr>
+    </w:p>
+    <w:p>
+      <w:pPr>
+        <w:spacing w:before="0" w:after="0"/>
+      </w:pPr>
+    </w:p>
+    <w:p>
+      <w:pPr>
+        <w:spacing w:before="0" w:after="0"/>
+      </w:pPr>
+    </w:p>
+    <w:p>
+      <w:pPr>
+        <w:spacing w:before="0" w:after="0"/>
+      </w:pPr>
+    </w:p>
+    <w:p>
+      <w:pPr>
+        <w:spacing w:before="0" w:after="0"/>
+      </w:pPr>
+    </w:p>
+    <w:p>
+      <w:pPr>
+        <w:spacing w:before="0" w:after="0"/>
+      </w:pPr>
+    </w:p>
+    <w:p>
+      <w:pPr>
+        <w:spacing w:before="0" w:after="0"/>
+      </w:pPr>
+    </w:p>
     <w:bookmarkEnd w:id="40"/>
     <w:bookmarkStart w:id="41" w:name="第-14-题"/>
     <w:p>
@@ -4636,206 +4956,13 @@
     </w:p>
     <w:p>
       <w:pPr>
-        <w:pStyle w:val="BlockText"/>
-      </w:pPr>
-      <w:r>
-        <w:rPr>
-          <w:rFonts w:hint="eastAsia" w:ascii="Times New Roman" w:hAnsi="Times New Roman" w:eastAsia="FangSong" w:cs="Times New Roman"/>
-          <w:b/>
-          <w:bCs/>
-        </w:rPr>
-        <w:t xml:space="preserve">校勘注</w:t>
-      </w:r>
-      <w:r>
-        <w:rPr>
-          <w:rFonts w:hint="eastAsia" w:ascii="Times New Roman" w:hAnsi="Times New Roman" w:eastAsia="Times New Roman" w:cs="Times New Roman"/>
-        </w:rPr>
-        <w:t>：</w:t>
-      </w:r>
-      <w:r>
-        <w:rPr>
-          <w:rFonts w:hint="eastAsia" w:ascii="Times New Roman" w:hAnsi="Times New Roman" w:eastAsia="FangSong" w:cs="Times New Roman"/>
-        </w:rPr>
-        <w:t>题面</w:t>
-      </w:r>
-      <w:r>
-        <w:rPr>
-          <w:rFonts w:hint="eastAsia" w:ascii="Times New Roman" w:hAnsi="Times New Roman" w:eastAsia="Times New Roman" w:cs="Times New Roman"/>
-        </w:rPr>
-        <w:t>”</w:t>
-      </w:r>
-      <w:r>
-        <w:rPr>
-          <w:rFonts w:hint="eastAsia" w:ascii="Times New Roman" w:hAnsi="Times New Roman" w:eastAsia="FangSong" w:cs="Times New Roman"/>
-        </w:rPr>
-        <w:t>三聚氰胺</w:t>
-      </w:r>
-      <w:r>
-        <w:rPr>
-          <w:rFonts w:hint="eastAsia" w:ascii="Times New Roman" w:hAnsi="Times New Roman" w:eastAsia="Times New Roman" w:cs="Times New Roman"/>
-        </w:rPr>
-        <w:t>(</w:t>
-      </w:r>
-      <w:r>
-        <w:rPr>
-          <w:rFonts w:ascii="Times New Roman" w:hAnsi="Times New Roman" w:eastAsia="Times New Roman" w:cs="Times New Roman"/>
-        </w:rPr>
-        <w:t xml:space="preserve"> </w:t>
-      </w:r>
-      <w:r>
-        <w:rPr>
-          <w:rFonts w:hint="eastAsia" w:ascii="Times New Roman" w:hAnsi="Times New Roman" w:eastAsia="Times New Roman" w:cs="Times New Roman"/>
-        </w:rPr>
-        <w:t>)“</w:t>
-      </w:r>
-      <w:r>
-        <w:rPr>
-          <w:rFonts w:hint="eastAsia" w:ascii="Times New Roman" w:hAnsi="Times New Roman" w:eastAsia="FangSong" w:cs="Times New Roman"/>
-        </w:rPr>
-        <w:t>括号内结构式在原书</w:t>
-      </w:r>
-      <w:r>
-        <w:rPr>
-          <w:rFonts w:ascii="Times New Roman" w:hAnsi="Times New Roman" w:eastAsia="Times New Roman" w:cs="Times New Roman"/>
-        </w:rPr>
-        <w:t xml:space="preserve"> OCR </w:t>
-      </w:r>
-      <w:r>
-        <w:rPr>
-          <w:rFonts w:hint="eastAsia" w:ascii="Times New Roman" w:hAnsi="Times New Roman" w:eastAsia="FangSong" w:cs="Times New Roman"/>
-        </w:rPr>
-        <w:t>中为图片且丢失</w:t>
-      </w:r>
-      <w:r>
-        <w:rPr>
-          <w:rFonts w:hint="eastAsia" w:ascii="Times New Roman" w:hAnsi="Times New Roman" w:eastAsia="Times New Roman" w:cs="Times New Roman"/>
-        </w:rPr>
-        <w:t>（</w:t>
-      </w:r>
-      <w:r>
-        <w:rPr>
-          <w:rFonts w:hint="eastAsia" w:ascii="Times New Roman" w:hAnsi="Times New Roman" w:eastAsia="FangSong" w:cs="Times New Roman"/>
-        </w:rPr>
-        <w:t>无哈希可用</w:t>
-      </w:r>
-      <w:r>
-        <w:rPr>
-          <w:rFonts w:hint="eastAsia" w:ascii="Times New Roman" w:hAnsi="Times New Roman" w:eastAsia="Times New Roman" w:cs="Times New Roman"/>
-        </w:rPr>
-        <w:t>），</w:t>
-      </w:r>
-      <w:r>
-        <w:rPr>
-          <w:rFonts w:hint="eastAsia" w:ascii="Times New Roman" w:hAnsi="Times New Roman" w:eastAsia="FangSong" w:cs="Times New Roman"/>
-        </w:rPr>
-        <w:t>三聚氰胺</w:t>
-      </w:r>
-      <w:r>
-        <w:rPr>
-          <w:rFonts w:hint="eastAsia" w:ascii="Times New Roman" w:hAnsi="Times New Roman" w:eastAsia="Times New Roman" w:cs="Times New Roman"/>
-        </w:rPr>
-        <w:t>（1,3,5-</w:t>
-      </w:r>
-      <w:r>
-        <w:rPr>
-          <w:rFonts w:hint="eastAsia" w:ascii="Times New Roman" w:hAnsi="Times New Roman" w:eastAsia="FangSong" w:cs="Times New Roman"/>
-        </w:rPr>
-        <w:t>三氨基</w:t>
-      </w:r>
-      <w:r>
-        <w:rPr>
-          <w:rFonts w:hint="eastAsia" w:ascii="Times New Roman" w:hAnsi="Times New Roman" w:eastAsia="Times New Roman" w:cs="Times New Roman"/>
-        </w:rPr>
-        <w:t>-2,4,6-</w:t>
-      </w:r>
-      <w:r>
-        <w:rPr>
-          <w:rFonts w:hint="eastAsia" w:ascii="Times New Roman" w:hAnsi="Times New Roman" w:eastAsia="FangSong" w:cs="Times New Roman"/>
-        </w:rPr>
-        <w:t>三嗪</w:t>
-      </w:r>
-      <w:r>
-        <w:rPr>
-          <w:rFonts w:hint="eastAsia" w:ascii="Times New Roman" w:hAnsi="Times New Roman" w:eastAsia="Times New Roman" w:cs="Times New Roman"/>
-        </w:rPr>
-        <w:t>，</w:t>
-      </w:r>
-      <m:oMath>
-        <m:oMathPr>
-          <m:ctrlPr>
-            <w:rPr>
-              <w:sz w:val="28"/>
-              <w:szCs w:val="28"/>
-            </w:rPr>
-          </m:ctrlPr>
-        </m:oMathPr>
-        <m:sSub>
-          <m:e>
-            <m:r>
-              <m:t>C</m:t>
-            </m:r>
-          </m:e>
-          <m:sub>
-            <m:r>
-              <m:t>3</m:t>
-            </m:r>
-          </m:sub>
-        </m:sSub>
-        <m:sSub>
-          <m:e>
-            <m:r>
-              <m:t>H</m:t>
-            </m:r>
-          </m:e>
-          <m:sub>
-            <m:r>
-              <m:t>6</m:t>
-            </m:r>
-          </m:sub>
-        </m:sSub>
-        <m:sSub>
-          <m:e>
-            <m:r>
-              <m:t>N</m:t>
-            </m:r>
-          </m:e>
-          <m:sub>
-            <m:r>
-              <m:t>6</m:t>
-            </m:r>
-          </m:sub>
-        </m:sSub>
-      </m:oMath>
-      <w:r>
-        <w:rPr>
-          <w:rFonts w:hint="eastAsia" w:ascii="Times New Roman" w:hAnsi="Times New Roman" w:eastAsia="Times New Roman" w:cs="Times New Roman"/>
-        </w:rPr>
-        <w:t>，M=126）</w:t>
-      </w:r>
-      <w:r>
-        <w:rPr>
-          <w:rFonts w:hint="eastAsia" w:ascii="Times New Roman" w:hAnsi="Times New Roman" w:eastAsia="FangSong" w:cs="Times New Roman"/>
-        </w:rPr>
-        <w:t>结构不补图</w:t>
-      </w:r>
-      <w:r>
-        <w:rPr>
-          <w:rFonts w:hint="eastAsia" w:ascii="Times New Roman" w:hAnsi="Times New Roman" w:eastAsia="Times New Roman" w:cs="Times New Roman"/>
-        </w:rPr>
-        <w:t>，</w:t>
-      </w:r>
-      <w:r>
-        <w:rPr>
-          <w:rFonts w:hint="eastAsia" w:ascii="Times New Roman" w:hAnsi="Times New Roman" w:eastAsia="FangSong" w:cs="Times New Roman"/>
-        </w:rPr>
-        <w:t>以文字注记</w:t>
-      </w:r>
-      <w:r>
-        <w:rPr>
-          <w:rFonts w:hint="eastAsia" w:ascii="Times New Roman" w:hAnsi="Times New Roman" w:eastAsia="Times New Roman" w:cs="Times New Roman"/>
-        </w:rPr>
-        <w:t>。</w:t>
-      </w:r>
+        <w:spacing w:before="0" w:after="0"/>
+      </w:pPr>
+    </w:p>
+    <w:p>
+      <w:pPr>
+        <w:spacing w:before="0" w:after="0"/>
+      </w:pPr>
     </w:p>
     <w:bookmarkEnd w:id="41"/>
     <w:bookmarkStart w:id="45" w:name="第-15-题"/>
@@ -5629,10 +5756,6 @@
     <w:p>
       <w:pPr>
         <w:pStyle w:val="Compact"/>
-        <w:numPr>
-          <w:ilvl w:val="0"/>
-          <w:numId w:val="1005"/>
-        </w:numPr>
       </w:pPr>
       <w:r>
         <w:rPr>
@@ -6331,6 +6454,16 @@
         <w:t xml:space="preserve">习题</w:t>
       </w:r>
     </w:p>
+    <w:p>
+      <w:pPr>
+        <w:spacing w:before="0" w:after="0"/>
+      </w:pPr>
+    </w:p>
+    <w:p>
+      <w:pPr>
+        <w:spacing w:before="0" w:after="0"/>
+      </w:pPr>
+    </w:p>
     <w:bookmarkEnd w:id="45"/>
     <w:bookmarkStart w:id="46" w:name="第-16-题"/>
     <w:p>
@@ -6474,6 +6607,8 @@
     <w:p>
       <w:pPr>
         <w:pStyle w:val="BodyText"/>
+        <w:ind w:left="480" w:hanging="480"/>
+        <w:spacing w:after="0"/>
       </w:pPr>
       <w:r>
         <w:rPr>
@@ -6563,7 +6698,20 @@
         <w:rPr>
           <w:rFonts w:ascii="Times New Roman" w:hAnsi="Times New Roman" w:eastAsia="Times New Roman" w:cs="Times New Roman"/>
         </w:rPr>
-        <w:t>- A. (CH</w:t>
+        <w:t>- </w:t>
+      </w:r>
+    </w:p>
+    <w:p>
+      <w:pPr>
+        <w:pStyle w:val="BodyText"/>
+        <w:ind w:left="480" w:hanging="480"/>
+        <w:spacing w:before="0" w:after="0"/>
+      </w:pPr>
+      <w:r>
+        <w:rPr>
+          <w:rFonts w:ascii="Times New Roman" w:hAnsi="Times New Roman" w:eastAsia="Times New Roman" w:cs="Times New Roman"/>
+        </w:rPr>
+        <w:t>A. (CH</w:t>
       </w:r>
       <w:r>
         <w:rPr>
@@ -6589,7 +6737,20 @@
         <w:rPr>
           <w:rFonts w:ascii="Times New Roman" w:hAnsi="Times New Roman" w:eastAsia="Times New Roman" w:cs="Times New Roman"/>
         </w:rPr>
-        <w:t>O　　B. CH</w:t>
+        <w:t>O　　</w:t>
+      </w:r>
+    </w:p>
+    <w:p>
+      <w:pPr>
+        <w:pStyle w:val="BodyText"/>
+        <w:ind w:left="480" w:hanging="480"/>
+        <w:spacing w:before="0" w:after="0"/>
+      </w:pPr>
+      <w:r>
+        <w:rPr>
+          <w:rFonts w:ascii="Times New Roman" w:hAnsi="Times New Roman" w:eastAsia="Times New Roman" w:cs="Times New Roman"/>
+        </w:rPr>
+        <w:t>B. CH</w:t>
       </w:r>
       <w:r>
         <w:rPr>
@@ -6602,7 +6763,20 @@
         <w:rPr>
           <w:rFonts w:ascii="Times New Roman" w:hAnsi="Times New Roman" w:eastAsia="Times New Roman" w:cs="Times New Roman"/>
         </w:rPr>
-        <w:t>=C=O　　C. CH</w:t>
+        <w:t>=C=O　　</w:t>
+      </w:r>
+    </w:p>
+    <w:p>
+      <w:pPr>
+        <w:pStyle w:val="BodyText"/>
+        <w:ind w:left="480" w:hanging="480"/>
+        <w:spacing w:before="0" w:after="0"/>
+      </w:pPr>
+      <w:r>
+        <w:rPr>
+          <w:rFonts w:ascii="Times New Roman" w:hAnsi="Times New Roman" w:eastAsia="Times New Roman" w:cs="Times New Roman"/>
+        </w:rPr>
+        <w:t>C. CH</w:t>
       </w:r>
       <w:r>
         <w:rPr>
@@ -6615,8 +6789,31 @@
         <w:rPr>
           <w:rFonts w:ascii="Times New Roman" w:hAnsi="Times New Roman" w:eastAsia="Times New Roman" w:cs="Times New Roman"/>
         </w:rPr>
-        <w:t>CHO　　D. HCHO</w:t>
-      </w:r>
+        <w:t>CHO　　</w:t>
+      </w:r>
+    </w:p>
+    <w:p>
+      <w:pPr>
+        <w:pStyle w:val="BodyText"/>
+        <w:ind w:left="480" w:hanging="480"/>
+        <w:spacing w:before="0" w:after="180"/>
+      </w:pPr>
+      <w:r>
+        <w:rPr>
+          <w:rFonts w:ascii="Times New Roman" w:hAnsi="Times New Roman" w:eastAsia="Times New Roman" w:cs="Times New Roman"/>
+        </w:rPr>
+        <w:t>D. HCHO</w:t>
+      </w:r>
+    </w:p>
+    <w:p>
+      <w:pPr>
+        <w:spacing w:before="0" w:after="0"/>
+      </w:pPr>
+    </w:p>
+    <w:p>
+      <w:pPr>
+        <w:spacing w:before="0" w:after="0"/>
+      </w:pPr>
     </w:p>
     <w:bookmarkEnd w:id="46"/>
     <w:bookmarkStart w:id="47" w:name="第-17-题"/>
@@ -6707,6 +6904,31 @@
         <w:t xml:space="preserve">(Chemistry Letters 14, No. 10 (1985): 1531–1534)</w:t>
       </w:r>
     </w:p>
+    <w:p>
+      <w:pPr>
+        <w:spacing w:before="0" w:after="0"/>
+      </w:pPr>
+    </w:p>
+    <w:p>
+      <w:pPr>
+        <w:spacing w:before="0" w:after="0"/>
+      </w:pPr>
+    </w:p>
+    <w:p>
+      <w:pPr>
+        <w:spacing w:before="0" w:after="0"/>
+      </w:pPr>
+    </w:p>
+    <w:p>
+      <w:pPr>
+        <w:spacing w:before="0" w:after="0"/>
+      </w:pPr>
+    </w:p>
+    <w:p>
+      <w:pPr>
+        <w:spacing w:before="0" w:after="0"/>
+      </w:pPr>
+    </w:p>
     <w:bookmarkEnd w:id="47"/>
     <w:bookmarkStart w:id="48" w:name="第-18-题"/>
     <w:p>
@@ -7159,6 +7381,46 @@
         </w:rPr>
         <w:t xml:space="preserve">习题</w:t>
       </w:r>
+    </w:p>
+    <w:p>
+      <w:pPr>
+        <w:spacing w:before="0" w:after="0"/>
+      </w:pPr>
+    </w:p>
+    <w:p>
+      <w:pPr>
+        <w:spacing w:before="0" w:after="0"/>
+      </w:pPr>
+    </w:p>
+    <w:p>
+      <w:pPr>
+        <w:spacing w:before="0" w:after="0"/>
+      </w:pPr>
+    </w:p>
+    <w:p>
+      <w:pPr>
+        <w:spacing w:before="0" w:after="0"/>
+      </w:pPr>
+    </w:p>
+    <w:p>
+      <w:pPr>
+        <w:spacing w:before="0" w:after="0"/>
+      </w:pPr>
+    </w:p>
+    <w:p>
+      <w:pPr>
+        <w:spacing w:before="0" w:after="0"/>
+      </w:pPr>
+    </w:p>
+    <w:p>
+      <w:pPr>
+        <w:spacing w:before="0" w:after="0"/>
+      </w:pPr>
+    </w:p>
+    <w:p>
+      <w:pPr>
+        <w:spacing w:before="0" w:after="0"/>
+      </w:pPr>
     </w:p>
     <w:bookmarkEnd w:id="48"/>
     <w:bookmarkStart w:id="52" w:name="第-19-题"/>
@@ -7911,6 +8173,46 @@
         <w:t>答案</w:t>
       </w:r>
     </w:p>
+    <w:p>
+      <w:pPr>
+        <w:spacing w:before="0" w:after="0"/>
+      </w:pPr>
+    </w:p>
+    <w:p>
+      <w:pPr>
+        <w:spacing w:before="0" w:after="0"/>
+      </w:pPr>
+    </w:p>
+    <w:p>
+      <w:pPr>
+        <w:spacing w:before="0" w:after="0"/>
+      </w:pPr>
+    </w:p>
+    <w:p>
+      <w:pPr>
+        <w:spacing w:before="0" w:after="0"/>
+      </w:pPr>
+    </w:p>
+    <w:p>
+      <w:pPr>
+        <w:spacing w:before="0" w:after="0"/>
+      </w:pPr>
+    </w:p>
+    <w:p>
+      <w:pPr>
+        <w:spacing w:before="0" w:after="0"/>
+      </w:pPr>
+    </w:p>
+    <w:p>
+      <w:pPr>
+        <w:spacing w:before="0" w:after="0"/>
+      </w:pPr>
+    </w:p>
+    <w:p>
+      <w:pPr>
+        <w:spacing w:before="0" w:after="0"/>
+      </w:pPr>
+    </w:p>
     <w:bookmarkEnd w:id="52"/>
     <w:bookmarkStart w:id="56" w:name="第-20-题"/>
     <w:p>
@@ -7983,7 +8285,7 @@
         </w:rPr>
         <w:drawing>
           <wp:inline>
-            <wp:extent cx="3600000" cy="850549"/>
+            <wp:extent cx="3593405" cy="850549"/>
             <wp:effectExtent b="0" l="0" r="0" t="0"/>
             <wp:docPr descr="" title="" id="54" name="Picture"/>
             <a:graphic>
@@ -8004,7 +8306,7 @@
                   <pic:spPr bwMode="auto">
                     <a:xfrm>
                       <a:off x="0" y="0"/>
-                      <a:ext cx="3600000" cy="850549"/>
+                      <a:ext cx="3593405" cy="850549"/>
                     </a:xfrm>
                     <a:prstGeom prst="rect">
                       <a:avLst/>
@@ -8047,6 +8349,46 @@
         </w:rPr>
         <w:t xml:space="preserve"> a mechanism for the formation of a dithioacetal (1,3-dithiane) from a ketone and 1,3-propanedithiol with acid catalysis.</w:t>
       </w:r>
+    </w:p>
+    <w:p>
+      <w:pPr>
+        <w:spacing w:before="0" w:after="0"/>
+      </w:pPr>
+    </w:p>
+    <w:p>
+      <w:pPr>
+        <w:spacing w:before="0" w:after="0"/>
+      </w:pPr>
+    </w:p>
+    <w:p>
+      <w:pPr>
+        <w:spacing w:before="0" w:after="0"/>
+      </w:pPr>
+    </w:p>
+    <w:p>
+      <w:pPr>
+        <w:spacing w:before="0" w:after="0"/>
+      </w:pPr>
+    </w:p>
+    <w:p>
+      <w:pPr>
+        <w:spacing w:before="0" w:after="0"/>
+      </w:pPr>
+    </w:p>
+    <w:p>
+      <w:pPr>
+        <w:spacing w:before="0" w:after="0"/>
+      </w:pPr>
+    </w:p>
+    <w:p>
+      <w:pPr>
+        <w:spacing w:before="0" w:after="0"/>
+      </w:pPr>
+    </w:p>
+    <w:p>
+      <w:pPr>
+        <w:spacing w:before="0" w:after="0"/>
+      </w:pPr>
     </w:p>
     <w:p>
       <w:pPr>

--- a/00-首页/题组Word/第二轮习题集/第二轮习题集-有机化学二-学生版.docx
+++ b/00-首页/题组Word/第二轮习题集/第二轮习题集-有机化学二-学生版.docx
@@ -3000,7 +3000,7 @@
         <m:sSup>
           <m:e>
             <m:r>
-              <m:t>​</m:t>
+              <m:t xml:space="preserve"> </m:t>
             </m:r>
           </m:e>
           <m:sup>

--- a/00-首页/题组Word/第二轮习题集/第二轮习题集-有机化学二-学生版.docx
+++ b/00-首页/题组Word/第二轮习题集/第二轮习题集-有机化学二-学生版.docx
@@ -4020,6 +4020,14 @@
       <w:tblPr>
         <w:tblStyle w:val="Table"/>
         <w:tblW w:type="auto" w:w="0"/>
+        <w:tblBorders>
+          <w:top w:val="single" w:sz="12" w:space="0" w:color="000000"/>
+          <w:left w:val="none" w:sz="0" w:space="0" w:color="auto"/>
+          <w:bottom w:val="single" w:sz="12" w:space="0" w:color="000000"/>
+          <w:right w:val="none" w:sz="0" w:space="0" w:color="auto"/>
+          <w:insideH w:val="none" w:sz="0" w:space="0" w:color="auto"/>
+          <w:insideV w:val="none" w:sz="0" w:space="0" w:color="auto"/>
+        </w:tblBorders>
         <w:tblLook w:firstRow="1" w:lastRow="0" w:firstColumn="0" w:lastColumn="0" w:noHBand="0" w:noVBand="0" w:val="0020"/>
       </w:tblPr>
       <w:tblGrid>
@@ -4034,7 +4042,11 @@
           <w:tblHeader w:val="on"/>
         </w:trPr>
         <w:tc>
-          <w:tcPr/>
+          <w:tcPr>
+            <w:tcBorders>
+              <w:bottom w:val="single" w:sz="8" w:space="0" w:color="000000"/>
+            </w:tcBorders>
+          </w:tcPr>
           <w:p>
             <w:pPr>
               <w:pStyle w:val="Compact"/>
@@ -4050,7 +4062,11 @@
           </w:p>
         </w:tc>
         <w:tc>
-          <w:tcPr/>
+          <w:tcPr>
+            <w:tcBorders>
+              <w:bottom w:val="single" w:sz="8" w:space="0" w:color="000000"/>
+            </w:tcBorders>
+          </w:tcPr>
           <w:p>
             <w:pPr>
               <w:pStyle w:val="Compact"/>
@@ -4081,7 +4097,11 @@
           </w:p>
         </w:tc>
         <w:tc>
-          <w:tcPr/>
+          <w:tcPr>
+            <w:tcBorders>
+              <w:bottom w:val="single" w:sz="8" w:space="0" w:color="000000"/>
+            </w:tcBorders>
+          </w:tcPr>
           <w:p>
             <w:pPr>
               <w:pStyle w:val="Compact"/>
@@ -4097,7 +4117,11 @@
           </w:p>
         </w:tc>
         <w:tc>
-          <w:tcPr/>
+          <w:tcPr>
+            <w:tcBorders>
+              <w:bottom w:val="single" w:sz="8" w:space="0" w:color="000000"/>
+            </w:tcBorders>
+          </w:tcPr>
           <w:p>
             <w:pPr>
               <w:pStyle w:val="Compact"/>
@@ -4113,7 +4137,11 @@
           </w:p>
         </w:tc>
         <w:tc>
-          <w:tcPr/>
+          <w:tcPr>
+            <w:tcBorders>
+              <w:bottom w:val="single" w:sz="8" w:space="0" w:color="000000"/>
+            </w:tcBorders>
+          </w:tcPr>
           <w:p>
             <w:pPr>
               <w:pStyle w:val="Compact"/>
@@ -4877,6 +4905,7 @@
     <w:p>
       <w:pPr>
         <w:pStyle w:val="FirstParagraph"/>
+        <w:spacing w:before="0" w:after="0"/>
       </w:pPr>
       <w:r>
         <w:rPr>
@@ -4894,6 +4923,7 @@
     <w:p>
       <w:pPr>
         <w:pStyle w:val="BodyText"/>
+        <w:spacing w:before="0" w:after="0"/>
       </w:pPr>
       <w:r>
         <w:rPr>
@@ -4911,6 +4941,7 @@
     <w:p>
       <w:pPr>
         <w:pStyle w:val="BodyText"/>
+        <w:spacing w:before="0" w:after="0"/>
       </w:pPr>
       <w:r>
         <w:rPr>
@@ -4928,6 +4959,7 @@
     <w:p>
       <w:pPr>
         <w:pStyle w:val="BodyText"/>
+        <w:spacing w:before="0" w:after="0"/>
       </w:pPr>
       <w:r>
         <w:rPr>
@@ -5756,6 +5788,7 @@
     <w:p>
       <w:pPr>
         <w:pStyle w:val="Compact"/>
+        <w:spacing w:before="0" w:after="0"/>
       </w:pPr>
       <w:r>
         <w:rPr>
@@ -6607,8 +6640,8 @@
     <w:p>
       <w:pPr>
         <w:pStyle w:val="BodyText"/>
+        <w:spacing w:before="0" w:after="0"/>
         <w:ind w:left="480" w:hanging="480"/>
-        <w:spacing w:after="0"/>
       </w:pPr>
       <w:r>
         <w:rPr>
@@ -6704,8 +6737,8 @@
     <w:p>
       <w:pPr>
         <w:pStyle w:val="BodyText"/>
+        <w:spacing w:before="0" w:after="0"/>
         <w:ind w:left="480" w:hanging="480"/>
-        <w:spacing w:before="0" w:after="0"/>
       </w:pPr>
       <w:r>
         <w:rPr>
@@ -6743,8 +6776,8 @@
     <w:p>
       <w:pPr>
         <w:pStyle w:val="BodyText"/>
+        <w:spacing w:before="0" w:after="0"/>
         <w:ind w:left="480" w:hanging="480"/>
-        <w:spacing w:before="0" w:after="0"/>
       </w:pPr>
       <w:r>
         <w:rPr>
@@ -6769,8 +6802,8 @@
     <w:p>
       <w:pPr>
         <w:pStyle w:val="BodyText"/>
+        <w:spacing w:before="0" w:after="0"/>
         <w:ind w:left="480" w:hanging="480"/>
-        <w:spacing w:before="0" w:after="0"/>
       </w:pPr>
       <w:r>
         <w:rPr>
@@ -6795,8 +6828,8 @@
     <w:p>
       <w:pPr>
         <w:pStyle w:val="BodyText"/>
+        <w:spacing w:before="0" w:after="0"/>
         <w:ind w:left="480" w:hanging="480"/>
-        <w:spacing w:before="0" w:after="180"/>
       </w:pPr>
       <w:r>
         <w:rPr>
@@ -9212,7 +9245,7 @@
     <ns0:rPr>
       <ns0:rFonts ns0:ascii="Times New Roman" ns0:cs="Times New Roman" ns0:eastAsia="SimHei" ns0:hAnsi="Times New Roman"/>
       <ns0:b/>
-      <ns0:color ns0:val="17324D"/>
+      <ns0:color ns0:val="000000"/>
       <ns0:sz ns0:val="44"/>
       <ns0:szCs ns0:val="56"/>
     </ns0:rPr>
@@ -9354,7 +9387,7 @@
     <ns0:rPr>
       <ns0:rFonts ns0:ascii="Times New Roman" ns0:cs="Times New Roman" ns0:eastAsia="SimHei" ns0:hAnsi="Times New Roman"/>
       <ns0:b/>
-      <ns0:color ns0:val="17324D"/>
+      <ns0:color ns0:val="000000"/>
       <ns0:sz ns0:val="32"/>
       <ns0:szCs ns0:val="40"/>
     </ns0:rPr>
@@ -9378,7 +9411,7 @@
     <ns0:rPr>
       <ns0:rFonts ns0:ascii="Times New Roman" ns0:cs="Times New Roman" ns0:eastAsia="SimHei" ns0:hAnsi="Times New Roman"/>
       <ns0:b/>
-      <ns0:color ns0:val="17324D"/>
+      <ns0:color ns0:val="000000"/>
       <ns0:sz ns0:val="28"/>
       <ns0:szCs ns0:val="32"/>
     </ns0:rPr>
@@ -9402,7 +9435,7 @@
     <ns0:rPr>
       <ns0:rFonts ns0:ascii="Times New Roman" ns0:cs="Times New Roman" ns0:eastAsia="SimHei" ns0:hAnsi="Times New Roman"/>
       <ns0:b/>
-      <ns0:color ns0:val="17324D"/>
+      <ns0:color ns0:val="000000"/>
       <ns0:sz ns0:val="25"/>
       <ns0:szCs ns0:val="28"/>
     </ns0:rPr>
